--- a/прога 1 лаба.docx
+++ b/прога 1 лаба.docx
@@ -218,25 +218,6 @@
     </w:p>
     <w:p>
       <w:pPr>
-        <w:spacing w:after="100" w:afterAutospacing="1"/>
-        <w:jc w:val="right"/>
-        <w:rPr>
-          <w:rFonts w:ascii="Times New Roman" w:hAnsi="Times New Roman" w:cs="Times New Roman"/>
-          <w:sz w:val="28"/>
-          <w:szCs w:val="28"/>
-        </w:rPr>
-      </w:pPr>
-      <w:r>
-        <w:rPr>
-          <w:rFonts w:ascii="Times New Roman" w:hAnsi="Times New Roman" w:cs="Times New Roman"/>
-          <w:sz w:val="28"/>
-          <w:szCs w:val="28"/>
-        </w:rPr>
-        <w:t>Выполнил студент: Астраханцева А. Е</w:t>
-      </w:r>
-    </w:p>
-    <w:p>
-      <w:pPr>
         <w:spacing w:before="100" w:beforeAutospacing="1"/>
         <w:ind w:left="-2721" w:right="-10375"/>
         <w:jc w:val="center"/>
@@ -251,8 +232,17 @@
           <w:rFonts w:ascii="Times New Roman" w:hAnsi="Times New Roman" w:cs="Times New Roman"/>
           <w:sz w:val="28"/>
           <w:szCs w:val="28"/>
-        </w:rPr>
-        <w:t>Группа:25ВА1</w:t>
+          <w:lang w:val="en-US"/>
+        </w:rPr>
+        <w:t>tdjhhfffffffffffffffffffffffffffff</w:t>
+      </w:r>
+      <w:r>
+        <w:rPr>
+          <w:rFonts w:ascii="Times New Roman" w:hAnsi="Times New Roman" w:cs="Times New Roman"/>
+          <w:sz w:val="28"/>
+          <w:szCs w:val="28"/>
+        </w:rPr>
+        <w:t>:25ВА1</w:t>
       </w:r>
     </w:p>
     <w:p>
@@ -2511,7 +2501,7 @@
 </file>
 
 <file path=customXml/itemProps1.xml><?xml version="1.0" encoding="utf-8"?>
-<ds:datastoreItem xmlns:ds="http://schemas.openxmlformats.org/officeDocument/2006/customXml" ds:itemID="{B2F87131-E342-428D-A6BC-5833A5EE869E}">
+<ds:datastoreItem xmlns:ds="http://schemas.openxmlformats.org/officeDocument/2006/customXml" ds:itemID="{A43B561D-032D-49F9-B2BE-E405D62C2684}">
   <ds:schemaRefs>
     <ds:schemaRef ds:uri="http://schemas.openxmlformats.org/officeDocument/2006/bibliography"/>
   </ds:schemaRefs>

--- a/прога 1 лаба.docx
+++ b/прога 1 лаба.docx
@@ -4,42 +4,6 @@
   <w:body>
     <w:p>
       <w:pPr>
-        <w:jc w:val="center"/>
-        <w:rPr>
-          <w:rFonts w:ascii="Times New Roman" w:hAnsi="Times New Roman" w:cs="Times New Roman"/>
-          <w:sz w:val="28"/>
-          <w:szCs w:val="28"/>
-        </w:rPr>
-      </w:pPr>
-      <w:r>
-        <w:rPr>
-          <w:rFonts w:ascii="Times New Roman" w:hAnsi="Times New Roman" w:cs="Times New Roman"/>
-          <w:sz w:val="28"/>
-          <w:szCs w:val="28"/>
-        </w:rPr>
-        <w:t>Министерство науки и высшего образования РФ</w:t>
-      </w:r>
-    </w:p>
-    <w:p>
-      <w:pPr>
-        <w:jc w:val="center"/>
-        <w:rPr>
-          <w:rFonts w:ascii="Times New Roman" w:hAnsi="Times New Roman" w:cs="Times New Roman"/>
-          <w:sz w:val="28"/>
-          <w:szCs w:val="28"/>
-        </w:rPr>
-      </w:pPr>
-      <w:r>
-        <w:rPr>
-          <w:rFonts w:ascii="Times New Roman" w:hAnsi="Times New Roman" w:cs="Times New Roman"/>
-          <w:sz w:val="28"/>
-          <w:szCs w:val="28"/>
-        </w:rPr>
-        <w:t>Пензенский государственный университет</w:t>
-      </w:r>
-    </w:p>
-    <w:p>
-      <w:pPr>
         <w:spacing w:after="4920"/>
         <w:jc w:val="center"/>
         <w:rPr>
@@ -53,8 +17,33 @@
           <w:rFonts w:ascii="Times New Roman" w:hAnsi="Times New Roman" w:cs="Times New Roman"/>
           <w:sz w:val="28"/>
           <w:szCs w:val="28"/>
-        </w:rPr>
-        <w:t>Кафедра «Системы ав</w:t>
+          <w:lang w:val="en-US"/>
+        </w:rPr>
+        <w:t>yjhhhhhhhhhhhhhhhh</w:t>
+      </w:r>
+      <w:r>
+        <w:rPr>
+          <w:rFonts w:ascii="Times New Roman" w:hAnsi="Times New Roman" w:cs="Times New Roman"/>
+          <w:sz w:val="28"/>
+          <w:szCs w:val="28"/>
+        </w:rPr>
+        <w:t>уркееерееееееееееее</w:t>
+      </w:r>
+      <w:r>
+        <w:rPr>
+          <w:rFonts w:ascii="Times New Roman" w:hAnsi="Times New Roman" w:cs="Times New Roman"/>
+          <w:sz w:val="28"/>
+          <w:szCs w:val="28"/>
+        </w:rPr>
+        <w:t>неонон</w:t>
+      </w:r>
+      <w:r>
+        <w:rPr>
+          <w:rFonts w:ascii="Times New Roman" w:hAnsi="Times New Roman" w:cs="Times New Roman"/>
+          <w:sz w:val="28"/>
+          <w:szCs w:val="28"/>
+        </w:rPr>
+        <w:t xml:space="preserve"> ав</w:t>
       </w:r>
       <w:r>
         <w:rPr>
@@ -298,52 +287,60 @@
           <w:sz w:val="28"/>
           <w:szCs w:val="28"/>
         </w:rPr>
+        <w:t xml:space="preserve">Цель работы: </w:t>
+      </w:r>
+      <w:r>
+        <w:rPr>
+          <w:rFonts w:ascii="Times New Roman" w:hAnsi="Times New Roman" w:cs="Times New Roman"/>
+          <w:sz w:val="28"/>
+          <w:szCs w:val="28"/>
+        </w:rPr>
+        <w:t xml:space="preserve">изучение методов создания базы данных при помощи </w:t>
+      </w:r>
+      <w:proofErr w:type="spellStart"/>
+      <w:r>
+        <w:rPr>
+          <w:rFonts w:ascii="Times New Roman" w:hAnsi="Times New Roman" w:cs="Times New Roman"/>
+          <w:sz w:val="28"/>
+          <w:szCs w:val="28"/>
+        </w:rPr>
+        <w:t>Microsoft</w:t>
+      </w:r>
+      <w:proofErr w:type="spellEnd"/>
+      <w:r>
+        <w:rPr>
+          <w:rFonts w:ascii="Times New Roman" w:hAnsi="Times New Roman" w:cs="Times New Roman"/>
+          <w:sz w:val="28"/>
+          <w:szCs w:val="28"/>
+        </w:rPr>
+        <w:t xml:space="preserve"> </w:t>
+      </w:r>
+      <w:proofErr w:type="spellStart"/>
+      <w:r>
+        <w:rPr>
+          <w:rFonts w:ascii="Times New Roman" w:hAnsi="Times New Roman" w:cs="Times New Roman"/>
+          <w:sz w:val="28"/>
+          <w:szCs w:val="28"/>
+        </w:rPr>
+        <w:t>Access</w:t>
+      </w:r>
+      <w:proofErr w:type="spellEnd"/>
+      <w:r>
+        <w:rPr>
+          <w:rFonts w:ascii="Times New Roman" w:hAnsi="Times New Roman" w:cs="Times New Roman"/>
+          <w:sz w:val="28"/>
+          <w:szCs w:val="28"/>
+        </w:rPr>
+        <w:t xml:space="preserve"> , условий, необходимых для создания взаимосвязанных </w:t>
+      </w:r>
+      <w:r>
+        <w:rPr>
+          <w:rFonts w:ascii="Times New Roman" w:hAnsi="Times New Roman" w:cs="Times New Roman"/>
+          <w:sz w:val="28"/>
+          <w:szCs w:val="28"/>
+        </w:rPr>
         <w:lastRenderedPageBreak/>
-        <w:t xml:space="preserve">Цель работы: </w:t>
-      </w:r>
-      <w:r>
-        <w:rPr>
-          <w:rFonts w:ascii="Times New Roman" w:hAnsi="Times New Roman" w:cs="Times New Roman"/>
-          <w:sz w:val="28"/>
-          <w:szCs w:val="28"/>
-        </w:rPr>
-        <w:t xml:space="preserve">изучение методов создания базы данных при помощи </w:t>
-      </w:r>
-      <w:proofErr w:type="spellStart"/>
-      <w:r>
-        <w:rPr>
-          <w:rFonts w:ascii="Times New Roman" w:hAnsi="Times New Roman" w:cs="Times New Roman"/>
-          <w:sz w:val="28"/>
-          <w:szCs w:val="28"/>
-        </w:rPr>
-        <w:t>Microsoft</w:t>
-      </w:r>
-      <w:proofErr w:type="spellEnd"/>
-      <w:r>
-        <w:rPr>
-          <w:rFonts w:ascii="Times New Roman" w:hAnsi="Times New Roman" w:cs="Times New Roman"/>
-          <w:sz w:val="28"/>
-          <w:szCs w:val="28"/>
-        </w:rPr>
-        <w:t xml:space="preserve"> </w:t>
-      </w:r>
-      <w:proofErr w:type="spellStart"/>
-      <w:r>
-        <w:rPr>
-          <w:rFonts w:ascii="Times New Roman" w:hAnsi="Times New Roman" w:cs="Times New Roman"/>
-          <w:sz w:val="28"/>
-          <w:szCs w:val="28"/>
-        </w:rPr>
-        <w:t>Access</w:t>
-      </w:r>
-      <w:proofErr w:type="spellEnd"/>
-      <w:r>
-        <w:rPr>
-          <w:rFonts w:ascii="Times New Roman" w:hAnsi="Times New Roman" w:cs="Times New Roman"/>
-          <w:sz w:val="28"/>
-          <w:szCs w:val="28"/>
-        </w:rPr>
-        <w:t xml:space="preserve"> , условий, необходимых для создания взаимосвязанных таблиц, и приемы их создания, ознакомление с основными типами связей, образующихся между таблицами, порядок редактирования параметров связи.</w:t>
+        <w:t>таблиц, и приемы их создания, ознакомление с основными типами связей, образующихся между таблицами, порядок редактирования параметров связи.</w:t>
       </w:r>
     </w:p>
     <w:p>
@@ -563,7 +560,6 @@
           <w:szCs w:val="28"/>
           <w:lang w:eastAsia="ru-RU"/>
         </w:rPr>
-        <w:lastRenderedPageBreak/>
         <w:drawing>
           <wp:inline distT="0" distB="0" distL="0" distR="0">
             <wp:extent cx="3985299" cy="1360474"/>
@@ -684,6 +680,7 @@
           <w:szCs w:val="28"/>
           <w:lang w:eastAsia="ru-RU"/>
         </w:rPr>
+        <w:lastRenderedPageBreak/>
         <w:drawing>
           <wp:inline distT="0" distB="0" distL="0" distR="0">
             <wp:extent cx="3937819" cy="1371600"/>
@@ -963,7 +960,6 @@
           <w:szCs w:val="28"/>
           <w:lang w:eastAsia="ru-RU"/>
         </w:rPr>
-        <w:lastRenderedPageBreak/>
         <w:drawing>
           <wp:inline distT="0" distB="0" distL="0" distR="0">
             <wp:extent cx="5810885" cy="2597884"/>
@@ -1051,6 +1047,7 @@
           <w:szCs w:val="28"/>
           <w:lang w:eastAsia="ru-RU"/>
         </w:rPr>
+        <w:lastRenderedPageBreak/>
         <w:drawing>
           <wp:inline distT="0" distB="0" distL="0" distR="0">
             <wp:extent cx="4220640" cy="3171862"/>
@@ -1175,7 +1172,6 @@
           <w:szCs w:val="28"/>
           <w:lang w:eastAsia="ru-RU"/>
         </w:rPr>
-        <w:lastRenderedPageBreak/>
         <w:drawing>
           <wp:inline distT="0" distB="0" distL="0" distR="0">
             <wp:extent cx="5465846" cy="1531950"/>
@@ -1241,6 +1237,7 @@
           <w:szCs w:val="28"/>
           <w:lang w:eastAsia="ru-RU"/>
         </w:rPr>
+        <w:lastRenderedPageBreak/>
         <w:drawing>
           <wp:inline distT="0" distB="0" distL="0" distR="0">
             <wp:extent cx="4777105" cy="2578842"/>
@@ -2501,7 +2498,7 @@
 </file>
 
 <file path=customXml/itemProps1.xml><?xml version="1.0" encoding="utf-8"?>
-<ds:datastoreItem xmlns:ds="http://schemas.openxmlformats.org/officeDocument/2006/customXml" ds:itemID="{A43B561D-032D-49F9-B2BE-E405D62C2684}">
+<ds:datastoreItem xmlns:ds="http://schemas.openxmlformats.org/officeDocument/2006/customXml" ds:itemID="{F380AEB3-2297-4072-89C7-D35516F3B693}">
   <ds:schemaRefs>
     <ds:schemaRef ds:uri="http://schemas.openxmlformats.org/officeDocument/2006/bibliography"/>
   </ds:schemaRefs>
